--- a/DAY4/4_Daily_Report.docx
+++ b/DAY4/4_Daily_Report.docx
@@ -68,15 +68,7 @@
       </w:r>
       <w:proofErr w:type="spellEnd"/>
       <w:r>
-        <w:t xml:space="preserve"> Hook, which is one of the most important Hooks in React. It allows functional components to store and manage state, which represents data that can change during the execution of an application. Whenever the state changes, </w:t>
-      </w:r>
-      <w:proofErr w:type="gramStart"/>
-      <w:r>
-        <w:t>React</w:t>
-      </w:r>
-      <w:proofErr w:type="gramEnd"/>
-      <w:r>
-        <w:t xml:space="preserve"> automatically re-renders the component so that the user interface stays updated.</w:t>
+        <w:t xml:space="preserve"> Hook, which is one of the most important Hooks in React. It allows functional components to store and manage state, which represents data that can change during the execution of an application. Whenever the state changes, React automatically re-renders the component so that the user interface stays updated.</w:t>
       </w:r>
     </w:p>
     <w:p>
@@ -110,17 +102,12 @@
         <w:t xml:space="preserve">] = </w:t>
       </w:r>
       <w:proofErr w:type="spellStart"/>
-      <w:proofErr w:type="gramStart"/>
       <w:r>
         <w:t>useState</w:t>
       </w:r>
       <w:proofErr w:type="spellEnd"/>
       <w:r>
-        <w:t>(</w:t>
-      </w:r>
-      <w:proofErr w:type="gramEnd"/>
-      <w:r>
-        <w:t>0);</w:t>
+        <w:t>(0);</w:t>
       </w:r>
     </w:p>
     <w:p>
@@ -146,15 +133,7 @@
     </w:p>
     <w:p>
       <w:r>
-        <w:t xml:space="preserve">Another important concept I learned is that state updates are asynchronous. Calling the setter function does not immediately update the state value in the current execution. Instead, </w:t>
-      </w:r>
-      <w:proofErr w:type="gramStart"/>
-      <w:r>
-        <w:t>React</w:t>
-      </w:r>
-      <w:proofErr w:type="gramEnd"/>
-      <w:r>
-        <w:t xml:space="preserve"> schedules the update and applies it during the next render. When multiple updates depend on the previous state, using an updater function (</w:t>
+        <w:t>Another important concept I learned is that state updates are asynchronous. Calling the setter function does not immediately update the state value in the current execution. Instead, React schedules the update and applies it during the next render. When multiple updates depend on the previous state, using an updater function (</w:t>
       </w:r>
       <w:proofErr w:type="spellStart"/>
       <w:r>
@@ -436,17 +415,12 @@
         <w:t>={</w:t>
       </w:r>
       <w:proofErr w:type="spellStart"/>
-      <w:proofErr w:type="gramStart"/>
       <w:r>
         <w:t>handleClick</w:t>
       </w:r>
       <w:proofErr w:type="spellEnd"/>
       <w:r>
-        <w:t>(</w:t>
-      </w:r>
-      <w:proofErr w:type="gramEnd"/>
-      <w:r>
-        <w:t>)} is incorrect because it executes immediately during rendering instead of waiting for the user interaction.</w:t>
+        <w:t>()} is incorrect because it executes immediately during rendering instead of waiting for the user interaction.</w:t>
       </w:r>
     </w:p>
     <w:p>
@@ -467,12 +441,10 @@
         <w:t xml:space="preserve"> is not required, React provides the </w:t>
       </w:r>
       <w:proofErr w:type="spellStart"/>
-      <w:proofErr w:type="gramStart"/>
       <w:r>
         <w:t>event.stopPropagation</w:t>
       </w:r>
       <w:proofErr w:type="spellEnd"/>
-      <w:proofErr w:type="gramEnd"/>
       <w:r>
         <w:t>() method to stop the event from reaching parent components.</w:t>
       </w:r>
@@ -490,12 +462,10 @@
         <w:t xml:space="preserve"> using </w:t>
       </w:r>
       <w:proofErr w:type="spellStart"/>
-      <w:proofErr w:type="gramStart"/>
       <w:r>
         <w:t>event.preventDefault</w:t>
       </w:r>
       <w:proofErr w:type="spellEnd"/>
-      <w:proofErr w:type="gramEnd"/>
       <w:r>
         <w:t>(). This is especially useful when working with forms because it prevents the browser from reloading the page after form submission, allowing React to handle the event completely.</w:t>
       </w:r>
@@ -535,30 +505,20 @@
         <w:t xml:space="preserve"> using </w:t>
       </w:r>
       <w:proofErr w:type="spellStart"/>
-      <w:proofErr w:type="gramStart"/>
       <w:r>
         <w:t>stopPropagation</w:t>
       </w:r>
       <w:proofErr w:type="spellEnd"/>
       <w:r>
-        <w:t>(</w:t>
-      </w:r>
-      <w:proofErr w:type="gramEnd"/>
-      <w:r>
-        <w:t xml:space="preserve">) and </w:t>
-      </w:r>
-      <w:proofErr w:type="spellStart"/>
-      <w:proofErr w:type="gramStart"/>
+        <w:t xml:space="preserve">() and </w:t>
+      </w:r>
+      <w:proofErr w:type="spellStart"/>
       <w:r>
         <w:t>preventDefault</w:t>
       </w:r>
       <w:proofErr w:type="spellEnd"/>
       <w:r>
-        <w:t>(</w:t>
-      </w:r>
-      <w:proofErr w:type="gramEnd"/>
-      <w:r>
-        <w:t>). These concepts are essential for building interactive React applications.</w:t>
+        <w:t>(). These concepts are essential for building interactive React applications.</w:t>
       </w:r>
     </w:p>
     <w:p/>
@@ -634,18 +594,26 @@
         </w:rPr>
         <w:t xml:space="preserve">GITHUB REPO LINK </w:t>
       </w:r>
-      <w:r>
-        <w:t>https://github.com/yashrathod910/15D_Internship/tree/main/</w:t>
-      </w:r>
-      <w:r>
-        <w:t>D</w:t>
-      </w:r>
-      <w:r>
-        <w:t>A</w:t>
-      </w:r>
-      <w:r>
-        <w:t>Y4</w:t>
-      </w:r>
+      <w:hyperlink r:id="rId8" w:history="1">
+        <w:r>
+          <w:rPr>
+            <w:rStyle w:val="Hyperlink"/>
+          </w:rPr>
+          <w:t>https://github.com/yashrathod910/15D_Internship/tree/main/</w:t>
+        </w:r>
+        <w:r>
+          <w:rPr>
+            <w:rStyle w:val="Hyperlink"/>
+          </w:rPr>
+          <w:t>D</w:t>
+        </w:r>
+        <w:r>
+          <w:rPr>
+            <w:rStyle w:val="Hyperlink"/>
+          </w:rPr>
+          <w:t>AY4</w:t>
+        </w:r>
+      </w:hyperlink>
     </w:p>
     <w:p/>
     <w:sectPr>
@@ -1705,6 +1673,18 @@
       <w:u w:val="single"/>
     </w:rPr>
   </w:style>
+  <w:style w:type="character" w:styleId="UnresolvedMention">
+    <w:name w:val="Unresolved Mention"/>
+    <w:basedOn w:val="DefaultParagraphFont"/>
+    <w:uiPriority w:val="99"/>
+    <w:semiHidden/>
+    <w:unhideWhenUsed/>
+    <w:rsid w:val="00AA0F82"/>
+    <w:rPr>
+      <w:color w:val="605E5C"/>
+      <w:shd w:val="clear" w:color="auto" w:fill="E1DFDD"/>
+    </w:rPr>
+  </w:style>
 </w:styles>
 </file>
 
